--- a/worlds/marva-lydell/world-files/files/DB_EMR_Medication_List.docx
+++ b/worlds/marva-lydell/world-files/files/DB_EMR_Medication_List.docx
@@ -43,7 +43,7 @@
           <w:szCs w:val="18"/>
           <w:rtl w:val="0"/>
         </w:rPr>
-        <w:t xml:space="preserve">Target length: 2–4 pages depending on med count</w:t>
+        <w:t xml:space="preserve">Target length: 2-4 pages depending on med count</w:t>
       </w:r>
       <w:r>
         <w:rPr>
@@ -69,7 +69,7 @@
           <w:szCs w:val="18"/>
           <w:rtl w:val="0"/>
         </w:rPr>
-        <w:t xml:space="preserve">[This is a system-generated report, not a clinician-authored note. It dumps every medication order placed during the encounter — active, held, discontinued, completed. The purpose is cognitive noise and reconciliation testing: can the reader distinguish current active orders from historical artifacts? Format should look auto-generated — timestamps, ordering providers, order status flags. No clinical reasoning. No narrative.]</w:t>
+        <w:t xml:space="preserve">[This is a system-generated report, not a clinician-authored note. It dumps every medication order placed during the encounter - active, held, discontinued, completed. The purpose is cognitive noise and reconciliation testing: can the reader distinguish current active orders from historical artifacts? Format should look auto-generated - timestamps, ordering providers, order status flags. No clinical reasoning. No narrative.]</w:t>
       </w:r>
       <w:r>
         <w:rPr>
@@ -108,7 +108,7 @@
           <w:bCs w:val="1"/>
           <w:rtl w:val="0"/>
         </w:rPr>
-        <w:t xml:space="preserve">EMR MEDICATION LIST — CURRENT ORDERS + HISTORICAL</w:t>
+        <w:t xml:space="preserve">EMR MEDICATION LIST - CURRENT ORDERS + HISTORICAL</w:t>
       </w:r>
       <w:r>
         <w:rPr>
